--- a/resumes/Matthew_Hardy_Resume_Detailed.docx
+++ b/resumes/Matthew_Hardy_Resume_Detailed.docx
@@ -375,7 +375,7 @@
           <w:color w:val="000000"/>
           <w:sz w:val="21"/>
         </w:rPr>
-        <w:t>Snagwire — Founder &amp; Engineer</w:t>
+        <w:t>Amazon — Supervisor</w:t>
       </w:r>
       <w:r>
         <w:rPr>
@@ -393,7 +393,7 @@
           <w:color w:val="595959"/>
           <w:sz w:val="19"/>
         </w:rPr>
-        <w:t>2025 – Present</w:t>
+        <w:t>Mar 2023 – Aug 2024</w:t>
       </w:r>
     </w:p>
     <w:p>
@@ -413,7 +413,7 @@
           <w:color w:val="000000"/>
           <w:sz w:val="20"/>
         </w:rPr>
-        <w:t>•  Founded and operate an AI-powered deal-intelligence SaaS — full-stack on Next.js, TypeScript &amp; Supabase with 10 autonomous AI agents (Gemini) aggregating real-time pricing across Amazon, Walmart, eBay &amp; Best Buy.</w:t>
+        <w:t>•  Developed automation macros that cut a 1-hour manual process to 10 minutes — an 83% efficiency gain adopted across team workflows.</w:t>
       </w:r>
     </w:p>
     <w:p>
@@ -433,7 +433,7 @@
           <w:color w:val="000000"/>
           <w:sz w:val="20"/>
         </w:rPr>
-        <w:t>•  Own the entire business: product, security hardening, Lemon Squeezy/Stripe payments, Twilio notifications, affiliate API integrations, and Vercel CI/CD deployment; entered in the Gemini XPRIZE competition.</w:t>
+        <w:t>•  Independently identified and built automation solutions that reclaimed significant operational hours for strategic initiatives.</w:t>
       </w:r>
     </w:p>
     <w:p>
@@ -456,7 +456,7 @@
           <w:color w:val="000000"/>
           <w:sz w:val="21"/>
         </w:rPr>
-        <w:t>Amazon — Supervisor</w:t>
+        <w:t>Amazon — Problem Solver / Ambassador</w:t>
       </w:r>
       <w:r>
         <w:rPr>
@@ -474,7 +474,7 @@
           <w:color w:val="595959"/>
           <w:sz w:val="19"/>
         </w:rPr>
-        <w:t>Mar 2023 – Aug 2024</w:t>
+        <w:t>Nov 2022 – Mar 2023</w:t>
       </w:r>
     </w:p>
     <w:p>
@@ -494,27 +494,7 @@
           <w:color w:val="000000"/>
           <w:sz w:val="20"/>
         </w:rPr>
-        <w:t>•  Developed automation macros that cut a 1-hour manual process to 10 minutes — an 83% efficiency gain adopted across team workflows.</w:t>
-      </w:r>
-    </w:p>
-    <w:p>
-      <w:pPr>
-        <w:spacing w:after="40" w:line="240" w:lineRule="auto"/>
-        <w:ind w:left="260" w:hanging="260"/>
-        <w:jc w:val="both"/>
-        <w:rPr>
-          <w:rFonts w:ascii="Calibri" w:hAnsi="Calibri" w:cs="Calibri"/>
-          <w:color w:val="000000"/>
-          <w:sz w:val="20"/>
-        </w:rPr>
-      </w:pPr>
-      <w:r>
-        <w:rPr>
-          <w:rFonts w:ascii="Calibri" w:hAnsi="Calibri" w:cs="Calibri"/>
-          <w:color w:val="000000"/>
-          <w:sz w:val="20"/>
-        </w:rPr>
-        <w:t>•  Independently identified and built automation solutions that reclaimed significant operational hours for strategic initiatives.</w:t>
+        <w:t>•  Served as SME conducting audits and managing AWS programs (FC Research, GraVis, Eagle Eye) to support operational excellence; coached associates, delivered training, and authored standard work procedures.</w:t>
       </w:r>
     </w:p>
     <w:p>
@@ -537,7 +517,7 @@
           <w:color w:val="000000"/>
           <w:sz w:val="21"/>
         </w:rPr>
-        <w:t>Amazon — Problem Solver / Ambassador</w:t>
+        <w:t>Snagwire — Founder &amp; Engineer</w:t>
       </w:r>
       <w:r>
         <w:rPr>
@@ -555,7 +535,7 @@
           <w:color w:val="595959"/>
           <w:sz w:val="19"/>
         </w:rPr>
-        <w:t>Nov 2022 – Mar 2023</w:t>
+        <w:t>2025 – Present</w:t>
       </w:r>
     </w:p>
     <w:p>
@@ -575,7 +555,27 @@
           <w:color w:val="000000"/>
           <w:sz w:val="20"/>
         </w:rPr>
-        <w:t>•  Served as SME conducting audits and managing AWS programs (FC Research, GraVis, Eagle Eye) to support operational excellence; coached associates, delivered training, and authored standard work procedures.</w:t>
+        <w:t>•  Founded and operate an AI-powered deal-intelligence SaaS — full-stack on Next.js, TypeScript &amp; Supabase with 10 autonomous AI agents (Gemini) aggregating real-time pricing across Amazon, Walmart, eBay &amp; Best Buy.</w:t>
+      </w:r>
+    </w:p>
+    <w:p>
+      <w:pPr>
+        <w:spacing w:after="40" w:line="240" w:lineRule="auto"/>
+        <w:ind w:left="260" w:hanging="260"/>
+        <w:jc w:val="both"/>
+        <w:rPr>
+          <w:rFonts w:ascii="Calibri" w:hAnsi="Calibri" w:cs="Calibri"/>
+          <w:color w:val="000000"/>
+          <w:sz w:val="20"/>
+        </w:rPr>
+      </w:pPr>
+      <w:r>
+        <w:rPr>
+          <w:rFonts w:ascii="Calibri" w:hAnsi="Calibri" w:cs="Calibri"/>
+          <w:color w:val="000000"/>
+          <w:sz w:val="20"/>
+        </w:rPr>
+        <w:t>•  Own the entire business: product, security hardening, Lemon Squeezy/Stripe payments, Twilio notifications, affiliate API integrations, and Vercel CI/CD deployment; entered in the Gemini XPRIZE competition.</w:t>
       </w:r>
     </w:p>
     <w:p>
@@ -598,7 +598,7 @@
           <w:color w:val="000000"/>
           <w:sz w:val="21"/>
         </w:rPr>
-        <w:t>Self-Employed — Investment Analyst</w:t>
+        <w:t>Hardy Family Fund — Portfolio Manager &amp; Quantitative Developer</w:t>
       </w:r>
       <w:r>
         <w:rPr>
@@ -697,6 +697,7 @@
           <w:color w:val="000000"/>
           <w:sz w:val="20"/>
         </w:rPr>
+        <w:lastRenderedPageBreak/>
         <w:t>•  Enhanced lottery-machine monitoring using RNG and security expertise (15% better anomaly detection); streamlined automated update cycles, cutting deployment times 20%; maintained strict security clearance.</w:t>
       </w:r>
     </w:p>

--- a/resumes/Matthew_Hardy_Resume_Detailed.docx
+++ b/resumes/Matthew_Hardy_Resume_Detailed.docx
@@ -104,7 +104,23 @@
           <w:color w:val="000000"/>
           <w:sz w:val="20"/>
         </w:rPr>
-        <w:t>Data Analyst at Amazon (3+ years) doing data-engineering work, with 15+ years across analytics, automation, and security. I design serverless AWS data platforms (Glue, Lambda, Redshift, S3, CloudFront, EventBridge) serving 7 distribution centers, build ETL pipelines and 35+ production SQL queries, and ship full-stack applications in Python &amp; TypeScript. Owner of a production AWS account that passed formal security review; founder of an AI-powered SaaS. AWS Cloud Engineering, Cybersecurity &amp; Software Development certified; B.S. Computer Science in progress at WGU.</w:t>
+        <w:t xml:space="preserve">Data Analyst at Amazon (3+ years) doing data-engineering work, with </w:t>
+      </w:r>
+      <w:r>
+        <w:rPr>
+          <w:rFonts w:ascii="Calibri" w:hAnsi="Calibri" w:cs="Calibri"/>
+          <w:color w:val="000000"/>
+          <w:sz w:val="20"/>
+        </w:rPr>
+        <w:t>15+ years across analytics, automation, software development, and security.</w:t>
+      </w:r>
+      <w:r>
+        <w:rPr>
+          <w:rFonts w:ascii="Calibri" w:hAnsi="Calibri" w:cs="Calibri"/>
+          <w:color w:val="000000"/>
+          <w:sz w:val="20"/>
+        </w:rPr>
+        <w:t xml:space="preserve"> I design serverless AWS data platforms (Glue, Lambda, Redshift, S3, CloudFront, EventBridge) serving 7 distribution centers, build ETL pipelines and 35+ production SQL queries, and ship full-stack applications in Python &amp; TypeScript. Owner of a production AWS account that passed formal security review; founder of an AI-powered SaaS. AWS Cloud Engineering, Cybersecurity &amp; Software Development certified; B.S. Computer Science in progress at WGU.</w:t>
       </w:r>
     </w:p>
     <w:p>

--- a/resumes/Matthew_Hardy_Resume_Detailed.docx
+++ b/resumes/Matthew_Hardy_Resume_Detailed.docx
@@ -104,7 +104,15 @@
           <w:color w:val="000000"/>
           <w:sz w:val="20"/>
         </w:rPr>
-        <w:t xml:space="preserve">Data Analyst at Amazon (3+ years) doing data-engineering work, with </w:t>
+        <w:t>At Amazon 3+ years (Data Analyst since 2024) doing data-engineering work,</w:t>
+      </w:r>
+      <w:r>
+        <w:rPr>
+          <w:rFonts w:ascii="Calibri" w:hAnsi="Calibri" w:cs="Calibri"/>
+          <w:color w:val="000000"/>
+          <w:sz w:val="20"/>
+        </w:rPr>
+        <w:t xml:space="preserve"> with </w:t>
       </w:r>
       <w:r>
         <w:rPr>
